--- a/burocracy/final_docs/review_Makarov_DN.docx
+++ b/burocracy/final_docs/review_Makarov_DN.docx
@@ -137,21 +137,7 @@
           <w:rFonts w:ascii="Times New Roman" w:hAnsi="Times New Roman" w:cs="Times New Roman"/>
           <w:sz w:val="24"/>
         </w:rPr>
-        <w:t>Диссертация «</w:t>
-      </w:r>
-      <w:r>
-        <w:rPr>
-          <w:rFonts w:ascii="Times New Roman" w:hAnsi="Times New Roman" w:cs="Times New Roman"/>
-          <w:sz w:val="24"/>
-        </w:rPr>
-        <w:t>Нелинейно-оптические и нестационарные тепловые процессы в волоконных световодах и кристаллах при распространении мощного импульсного лазерного излучения</w:t>
-      </w:r>
-      <w:r>
-        <w:rPr>
-          <w:rFonts w:ascii="Times New Roman" w:hAnsi="Times New Roman" w:cs="Times New Roman"/>
-          <w:sz w:val="24"/>
-        </w:rPr>
-        <w:t xml:space="preserve">», на соискание учёной степени кандидата физико-математических наук по специальности </w:t>
+        <w:t xml:space="preserve">Диссертация «Нелинейно-оптические и нестационарные тепловые процессы в волоконных световодах и кристаллах при распространении мощного импульсного лазерного излучения», на соискание учёной степени кандидата физико-математических наук по специальности </w:t>
       </w:r>
       <w:r>
         <w:rPr>
@@ -346,21 +332,7 @@
           <w:rFonts w:ascii="Times New Roman" w:hAnsi="Times New Roman" w:cs="Times New Roman"/>
           <w:sz w:val="24"/>
         </w:rPr>
-        <w:t>Тема диссертации актуальна в свете задач создания гибридных</w:t>
-      </w:r>
-      <w:r>
-        <w:rPr>
-          <w:rFonts w:ascii="Times New Roman" w:hAnsi="Times New Roman" w:cs="Times New Roman"/>
-          <w:sz w:val="24"/>
-        </w:rPr>
-        <w:t xml:space="preserve"> </w:t>
-      </w:r>
-      <w:r>
-        <w:rPr>
-          <w:rFonts w:ascii="Times New Roman" w:hAnsi="Times New Roman" w:cs="Times New Roman"/>
-          <w:sz w:val="24"/>
-        </w:rPr>
-        <w:t>лазерных источников среднего ИК-диапазона. Исследование направлено на разработку методов анализа нелинейно-оптических процессов</w:t>
+        <w:t>Тема диссертации актуальна в свете задач создания гибридных лазерных источников среднего ИК-диапазона. Исследование направлено на разработку методов анализа нелинейно-оптических процессов</w:t>
       </w:r>
       <w:r>
         <w:rPr>
@@ -479,82 +451,7 @@
           <w:rFonts w:ascii="Times New Roman" w:hAnsi="Times New Roman" w:cs="Times New Roman"/>
           <w:sz w:val="24"/>
         </w:rPr>
-        <w:t xml:space="preserve">Установлено, что при синхронном распространении по </w:t>
-      </w:r>
-      <w:r>
-        <w:rPr>
-          <w:rFonts w:ascii="Times New Roman" w:hAnsi="Times New Roman" w:cs="Times New Roman"/>
-          <w:sz w:val="24"/>
-          <w:lang w:val="uk-UA"/>
-        </w:rPr>
-        <w:t>волоконному световоду</w:t>
-      </w:r>
-      <w:r>
-        <w:rPr>
-          <w:rFonts w:ascii="Times New Roman" w:hAnsi="Times New Roman" w:cs="Times New Roman"/>
-          <w:sz w:val="24"/>
-        </w:rPr>
-        <w:t xml:space="preserve"> оптических импульсов на длинах волн 1030</w:t>
-      </w:r>
-      <w:r>
-        <w:rPr>
-          <w:rFonts w:ascii="Times New Roman" w:hAnsi="Times New Roman" w:cs="Times New Roman"/>
-          <w:sz w:val="24"/>
-          <w:lang w:val="en-US"/>
-        </w:rPr>
-        <w:t> </w:t>
-      </w:r>
-      <w:r>
-        <w:rPr>
-          <w:rFonts w:ascii="Times New Roman" w:hAnsi="Times New Roman" w:cs="Times New Roman"/>
-          <w:sz w:val="24"/>
-        </w:rPr>
-        <w:t>нм и 1562</w:t>
-      </w:r>
-      <w:r>
-        <w:rPr>
-          <w:rFonts w:ascii="Times New Roman" w:hAnsi="Times New Roman" w:cs="Times New Roman"/>
-          <w:sz w:val="24"/>
-          <w:lang w:val="en-US"/>
-        </w:rPr>
-        <w:t> </w:t>
-      </w:r>
-      <w:r>
-        <w:rPr>
-          <w:rFonts w:ascii="Times New Roman" w:hAnsi="Times New Roman" w:cs="Times New Roman"/>
-          <w:sz w:val="24"/>
-        </w:rPr>
-        <w:t>нм взаимное влияние одномодового и межмодового ЧВС в маломодовом</w:t>
-      </w:r>
-      <w:r>
-        <w:rPr>
-          <w:rFonts w:ascii="Times New Roman" w:hAnsi="Times New Roman" w:cs="Times New Roman"/>
-          <w:sz w:val="24"/>
-          <w:lang w:val="uk-UA"/>
-        </w:rPr>
-        <w:t xml:space="preserve"> оптическом волокне</w:t>
-      </w:r>
-      <w:r>
-        <w:rPr>
-          <w:rFonts w:ascii="Times New Roman" w:hAnsi="Times New Roman" w:cs="Times New Roman"/>
-          <w:sz w:val="24"/>
-        </w:rPr>
-        <w:t xml:space="preserve"> обусловлено наличием у этих н</w:t>
-      </w:r>
-      <w:r>
-        <w:rPr>
-          <w:rFonts w:ascii="Times New Roman" w:hAnsi="Times New Roman" w:cs="Times New Roman"/>
-          <w:sz w:val="24"/>
-          <w:lang w:val="uk-UA"/>
-        </w:rPr>
-        <w:t>елинейно-оптических</w:t>
-      </w:r>
-      <w:r>
-        <w:rPr>
-          <w:rFonts w:ascii="Times New Roman" w:hAnsi="Times New Roman" w:cs="Times New Roman"/>
-          <w:sz w:val="24"/>
-        </w:rPr>
-        <w:t xml:space="preserve"> процессов общей антистоксовой компоненты. Предложен метод подавления нежелательных спектральных компонент с помощью модового фильтра.</w:t>
+        <w:t>Установлено, что при синхронном распространении по волоконному световоду оптических импульсов на длинах волн 1030 нм и 1562 нм взаимное влияние одномодового и межмодового ЧВС в маломодовом оптическом волокне обусловлено наличием у этих нелинейно-оптических процессов общей антистоксовой компоненты. Предложен метод подавления нежелательных спектральных компонент с помощью модового фильтра.</w:t>
       </w:r>
     </w:p>
     <w:p>
@@ -575,88 +472,7 @@
           <w:rFonts w:ascii="Times New Roman" w:hAnsi="Times New Roman" w:cs="Times New Roman"/>
           <w:sz w:val="24"/>
         </w:rPr>
-        <w:t>Обнаружено, что в процессе формирования решётки квадратичной нелинейной восприимчивости при фотоиндуцированной ГВГ от излучения на длине волны 1030</w:t>
-      </w:r>
-      <w:r>
-        <w:rPr>
-          <w:rFonts w:ascii="Times New Roman" w:hAnsi="Times New Roman" w:cs="Times New Roman"/>
-          <w:sz w:val="24"/>
-          <w:lang w:val="en-US"/>
-        </w:rPr>
-        <w:t> </w:t>
-      </w:r>
-      <w:r>
-        <w:rPr>
-          <w:rFonts w:ascii="Times New Roman" w:hAnsi="Times New Roman" w:cs="Times New Roman"/>
-          <w:sz w:val="24"/>
-        </w:rPr>
-        <w:t xml:space="preserve">нм в германосиликатном </w:t>
-      </w:r>
-      <w:r>
-        <w:rPr>
-          <w:rFonts w:ascii="Times New Roman" w:hAnsi="Times New Roman" w:cs="Times New Roman"/>
-          <w:sz w:val="24"/>
-          <w:lang w:val="uk-UA"/>
-        </w:rPr>
-        <w:t>оптическом волокне</w:t>
-      </w:r>
-      <w:r>
-        <w:rPr>
-          <w:rFonts w:ascii="Times New Roman" w:hAnsi="Times New Roman" w:cs="Times New Roman"/>
-          <w:sz w:val="24"/>
-        </w:rPr>
-        <w:t xml:space="preserve"> ширина </w:t>
-      </w:r>
-      <w:r>
-        <w:rPr>
-          <w:rFonts w:ascii="Times New Roman" w:hAnsi="Times New Roman" w:cs="Times New Roman"/>
-          <w:sz w:val="24"/>
-          <w:lang w:val="uk-UA"/>
-        </w:rPr>
-        <w:t>крив</w:t>
-      </w:r>
-      <w:r>
-        <w:rPr>
-          <w:rFonts w:ascii="Times New Roman" w:hAnsi="Times New Roman" w:cs="Times New Roman"/>
-          <w:sz w:val="24"/>
-        </w:rPr>
-        <w:t>ых фазового синхронизма</w:t>
-      </w:r>
-      <w:r>
-        <w:rPr>
-          <w:rFonts w:ascii="Times New Roman" w:hAnsi="Times New Roman" w:cs="Times New Roman"/>
-          <w:sz w:val="24"/>
-        </w:rPr>
-        <w:t xml:space="preserve"> монотонно уменьшается, их пик сдвигается к расстройке, определяемой фазовой самомодуляцией и кросс-модуляцией, при этом форма </w:t>
-      </w:r>
-      <w:r>
-        <w:rPr>
-          <w:rFonts w:ascii="Times New Roman" w:hAnsi="Times New Roman" w:cs="Times New Roman"/>
-          <w:sz w:val="24"/>
-          <w:lang w:val="uk-UA"/>
-        </w:rPr>
-        <w:t>крив</w:t>
-      </w:r>
-      <w:r>
-        <w:rPr>
-          <w:rFonts w:ascii="Times New Roman" w:hAnsi="Times New Roman" w:cs="Times New Roman"/>
-          <w:sz w:val="24"/>
-        </w:rPr>
-        <w:t>ых фазового синхронизма</w:t>
-      </w:r>
-      <w:r>
-        <w:rPr>
-          <w:rFonts w:ascii="Times New Roman" w:hAnsi="Times New Roman" w:cs="Times New Roman"/>
-          <w:sz w:val="24"/>
-        </w:rPr>
-        <w:t xml:space="preserve"> </w:t>
-      </w:r>
-      <w:r>
-        <w:rPr>
-          <w:rFonts w:ascii="Times New Roman" w:hAnsi="Times New Roman" w:cs="Times New Roman"/>
-          <w:sz w:val="24"/>
-        </w:rPr>
-        <w:t xml:space="preserve">сохраняет асимметрию.  </w:t>
+        <w:t xml:space="preserve">Обнаружено, что в процессе формирования решётки квадратичной нелинейной восприимчивости при фотоиндуцированной ГВГ от излучения на длине волны 1030 нм в германосиликатном оптическом волокне ширина кривых фазового синхронизма монотонно уменьшается, их пик сдвигается к расстройке, определяемой фазовой самомодуляцией и кросс-модуляцией, при этом форма кривых фазового синхронизма сохраняет асимметрию.  </w:t>
       </w:r>
     </w:p>
     <w:p>
@@ -677,28 +493,77 @@
           <w:rFonts w:ascii="Times New Roman" w:hAnsi="Times New Roman" w:cs="Times New Roman"/>
           <w:sz w:val="24"/>
         </w:rPr>
-        <w:t>Для экспоненциального, импульсного и градиентного методов обработки температурных кинетик при разогреве н</w:t>
-      </w:r>
-      <w:r>
-        <w:rPr>
-          <w:rFonts w:ascii="Times New Roman" w:hAnsi="Times New Roman" w:cs="Times New Roman"/>
-          <w:sz w:val="24"/>
-        </w:rPr>
-        <w:t>елинейно-оптического</w:t>
-      </w:r>
-      <w:r>
-        <w:rPr>
-          <w:rFonts w:ascii="Times New Roman" w:hAnsi="Times New Roman" w:cs="Times New Roman"/>
-          <w:sz w:val="24"/>
-        </w:rPr>
-        <w:t xml:space="preserve"> кристалла лазерным излучением предложены поправочные выражения, позволяющие компенсировать ошибку определения коэффициентов оптического поглощения, связанную с нестационарностью температуры окружающей среды и коэффициента теплообмена.</w:t>
-      </w:r>
-      <w:r>
-        <w:rPr>
-          <w:rFonts w:ascii="Times New Roman" w:hAnsi="Times New Roman" w:cs="Times New Roman"/>
-          <w:sz w:val="24"/>
-        </w:rPr>
-        <w:t>.</w:t>
+        <w:t>Для экспоненциальн</w:t>
+      </w:r>
+      <w:r>
+        <w:rPr>
+          <w:rFonts w:ascii="Times New Roman" w:hAnsi="Times New Roman" w:cs="Times New Roman"/>
+          <w:sz w:val="24"/>
+        </w:rPr>
+        <w:t>ой</w:t>
+      </w:r>
+      <w:r>
+        <w:rPr>
+          <w:rFonts w:ascii="Times New Roman" w:hAnsi="Times New Roman" w:cs="Times New Roman"/>
+          <w:sz w:val="24"/>
+        </w:rPr>
+        <w:t>, импульсно</w:t>
+      </w:r>
+      <w:r>
+        <w:rPr>
+          <w:rFonts w:ascii="Times New Roman" w:hAnsi="Times New Roman" w:cs="Times New Roman"/>
+          <w:sz w:val="24"/>
+        </w:rPr>
+        <w:t>й</w:t>
+      </w:r>
+      <w:r>
+        <w:rPr>
+          <w:rFonts w:ascii="Times New Roman" w:hAnsi="Times New Roman" w:cs="Times New Roman"/>
+          <w:sz w:val="24"/>
+        </w:rPr>
+        <w:t xml:space="preserve"> и градиентно</w:t>
+      </w:r>
+      <w:r>
+        <w:rPr>
+          <w:rFonts w:ascii="Times New Roman" w:hAnsi="Times New Roman" w:cs="Times New Roman"/>
+          <w:sz w:val="24"/>
+        </w:rPr>
+        <w:t>й</w:t>
+      </w:r>
+      <w:r>
+        <w:rPr>
+          <w:rFonts w:ascii="Times New Roman" w:hAnsi="Times New Roman" w:cs="Times New Roman"/>
+          <w:sz w:val="24"/>
+        </w:rPr>
+        <w:t xml:space="preserve"> метод</w:t>
+      </w:r>
+      <w:r>
+        <w:rPr>
+          <w:rFonts w:ascii="Times New Roman" w:hAnsi="Times New Roman" w:cs="Times New Roman"/>
+          <w:sz w:val="24"/>
+        </w:rPr>
+        <w:t>ик</w:t>
+      </w:r>
+      <w:r>
+        <w:rPr>
+          <w:rFonts w:ascii="Times New Roman" w:hAnsi="Times New Roman" w:cs="Times New Roman"/>
+          <w:sz w:val="24"/>
+        </w:rPr>
+        <w:t xml:space="preserve"> обработки температурных кинетик при разогреве нелинейно-оптического</w:t>
+      </w:r>
+      <w:r>
+        <w:rPr>
+          <w:rFonts w:ascii="Times New Roman" w:hAnsi="Times New Roman" w:cs="Times New Roman"/>
+          <w:sz w:val="24"/>
+        </w:rPr>
+        <w:t xml:space="preserve"> </w:t>
+      </w:r>
+      <w:r>
+        <w:rPr>
+          <w:rFonts w:ascii="Times New Roman" w:hAnsi="Times New Roman" w:cs="Times New Roman"/>
+          <w:sz w:val="24"/>
+        </w:rPr>
+        <w:t>кристалла лазерным излучением предложены поправочные выражения, позволяющие компенсировать ошибку определения коэффициентов оптического поглощения, связанную с нестационарностью температуры окружающей среды и коэффициента теплообмена.</w:t>
       </w:r>
     </w:p>
     <w:p>
@@ -752,7 +617,7 @@
           <w:rFonts w:ascii="Times New Roman" w:hAnsi="Times New Roman" w:cs="Times New Roman"/>
           <w:sz w:val="24"/>
         </w:rPr>
-        <w:t xml:space="preserve">Помимо практической значимости полученных в диссертационной работе результатов, заключающихся в предложении способа подавления взаимного влияния процессов </w:t>
+        <w:t xml:space="preserve">Теоретическая значимость диссертации состоит в установлении механизма взаимного влияния одномодового и межмодового четырёхволнового смешения в маломодовом волокне через </w:t>
       </w:r>
       <w:r>
         <w:rPr>
@@ -760,49 +625,35 @@
           <w:sz w:val="24"/>
         </w:rPr>
         <w:lastRenderedPageBreak/>
-        <w:t>четырёхволнового смешения, а также снижения ошибки определения коэффициента оптического поглощения, о</w:t>
-      </w:r>
-      <w:r>
-        <w:rPr>
-          <w:rFonts w:ascii="Times New Roman" w:hAnsi="Times New Roman" w:cs="Times New Roman"/>
-          <w:sz w:val="24"/>
-        </w:rPr>
-        <w:t>ни также представляют интерес в контексте понимания процессов формирования решётки квадратичной нелинейной восприимчивости в оптических волокнах</w:t>
-      </w:r>
-      <w:r>
-        <w:rPr>
-          <w:rFonts w:ascii="Times New Roman" w:hAnsi="Times New Roman" w:cs="Times New Roman"/>
-          <w:sz w:val="24"/>
-        </w:rPr>
-        <w:t>, поскольку ф</w:t>
-      </w:r>
-      <w:r>
-        <w:rPr>
-          <w:rFonts w:ascii="Times New Roman" w:hAnsi="Times New Roman" w:cs="Times New Roman"/>
-          <w:sz w:val="24"/>
-        </w:rPr>
-        <w:t>изи</w:t>
-      </w:r>
-      <w:r>
-        <w:rPr>
-          <w:rFonts w:ascii="Times New Roman" w:hAnsi="Times New Roman" w:cs="Times New Roman"/>
-          <w:sz w:val="24"/>
-        </w:rPr>
-        <w:t>ческие механизмы</w:t>
-      </w:r>
-      <w:r>
-        <w:rPr>
-          <w:rFonts w:ascii="Times New Roman" w:hAnsi="Times New Roman" w:cs="Times New Roman"/>
-          <w:sz w:val="24"/>
-        </w:rPr>
-        <w:t xml:space="preserve"> формирования χ(2)-решётки</w:t>
-      </w:r>
-      <w:r>
-        <w:rPr>
-          <w:rFonts w:ascii="Times New Roman" w:hAnsi="Times New Roman" w:cs="Times New Roman"/>
-          <w:sz w:val="24"/>
-        </w:rPr>
-        <w:t xml:space="preserve"> при оптическом полинге волокон являются не до конца изученными.</w:t>
+        <w:t>общую антистоксову</w:t>
+      </w:r>
+      <w:r>
+        <w:rPr>
+          <w:rFonts w:ascii="Times New Roman" w:hAnsi="Times New Roman" w:cs="Times New Roman"/>
+          <w:sz w:val="24"/>
+        </w:rPr>
+        <w:t>ю</w:t>
+      </w:r>
+      <w:r>
+        <w:rPr>
+          <w:rFonts w:ascii="Times New Roman" w:hAnsi="Times New Roman" w:cs="Times New Roman"/>
+          <w:sz w:val="24"/>
+        </w:rPr>
+        <w:t xml:space="preserve"> компоненту, а также в развитии моделей динамики формирования χ⁽²⁾-решётки в процессе оптического полинга</w:t>
+      </w:r>
+      <w:r>
+        <w:rPr>
+          <w:rFonts w:ascii="Times New Roman" w:hAnsi="Times New Roman" w:cs="Times New Roman"/>
+          <w:sz w:val="24"/>
+        </w:rPr>
+        <w:t>.</w:t>
+      </w:r>
+      <w:r>
+        <w:rPr>
+          <w:rFonts w:ascii="Times New Roman" w:hAnsi="Times New Roman" w:cs="Times New Roman"/>
+          <w:sz w:val="24"/>
+        </w:rPr>
+        <w:t xml:space="preserve"> Практически результаты могут быть использованы для увеличения допустимой длины волоконной доставки излучения в гибридных лазерных источниках, а также для повышения точности определения коэффициента оптического поглощения нелинейно-оптических кристаллов.</w:t>
       </w:r>
     </w:p>
     <w:p>
@@ -845,7 +696,7 @@
           <w:rFonts w:ascii="Times New Roman" w:hAnsi="Times New Roman" w:cs="Times New Roman"/>
           <w:sz w:val="24"/>
         </w:rPr>
-        <w:t>Основные результаты диссертации опубликованы в 3 научных журналах, входящих в перечень ВАК и индексируемых в Scopus и Web of Science. Требования Положения полностью соблюдены</w:t>
+        <w:t>Полнота опубликования результатов диссертации обеспечивается 3 статьями в рецензируемых научных журналах, индексируемых в международных базах Web of Science и Scopus (Optics Letters, Laser Physics, Optics and Spectroscopy), а также 11 тезисами докладов. Все публикации соответствуют тематике работы и включены в перечень ВАК. Результаты также представлены на 11 российских и зарубежных конференциях, что подтверждает их апробацию в научном сообществе</w:t>
       </w:r>
       <w:r>
         <w:rPr>
@@ -900,14 +751,7 @@
           <w:rFonts w:ascii="Times New Roman" w:hAnsi="Times New Roman" w:cs="Times New Roman"/>
           <w:sz w:val="24"/>
         </w:rPr>
-        <w:t>о диссертационном совете МФТИ</w:t>
-      </w:r>
-      <w:r>
-        <w:rPr>
-          <w:rFonts w:ascii="Times New Roman" w:hAnsi="Times New Roman" w:cs="Times New Roman"/>
-          <w:sz w:val="24"/>
-        </w:rPr>
-        <w:t xml:space="preserve"> </w:t>
+        <w:t xml:space="preserve">о диссертационном совете МФТИ </w:t>
       </w:r>
       <w:r>
         <w:rPr>
@@ -1037,119 +881,28 @@
           <w:rFonts w:ascii="Times New Roman" w:hAnsi="Times New Roman" w:cs="Times New Roman"/>
           <w:sz w:val="24"/>
         </w:rPr>
-        <w:t>Диссертационная работа Остапива А.Ю. состоит из введения, четырёх глав, заключения и списка литературы, содержащего 104</w:t>
-      </w:r>
-      <w:r>
-        <w:rPr>
-          <w:rFonts w:ascii="Times New Roman" w:hAnsi="Times New Roman" w:cs="Times New Roman"/>
-          <w:sz w:val="24"/>
-        </w:rPr>
-        <w:t> </w:t>
-      </w:r>
-      <w:r>
-        <w:rPr>
-          <w:rFonts w:ascii="Times New Roman" w:hAnsi="Times New Roman" w:cs="Times New Roman"/>
-          <w:sz w:val="24"/>
-        </w:rPr>
-        <w:t>наименования. Общий объём работы составляет 113</w:t>
-      </w:r>
-      <w:r>
-        <w:rPr>
-          <w:rFonts w:ascii="Times New Roman" w:hAnsi="Times New Roman" w:cs="Times New Roman"/>
-          <w:sz w:val="24"/>
-        </w:rPr>
-        <w:t> </w:t>
-      </w:r>
-      <w:r>
-        <w:rPr>
-          <w:rFonts w:ascii="Times New Roman" w:hAnsi="Times New Roman" w:cs="Times New Roman"/>
-          <w:sz w:val="24"/>
-        </w:rPr>
-        <w:t>страниц, включая 41</w:t>
-      </w:r>
-      <w:r>
-        <w:rPr>
-          <w:rFonts w:ascii="Times New Roman" w:hAnsi="Times New Roman" w:cs="Times New Roman"/>
-          <w:sz w:val="24"/>
-        </w:rPr>
-        <w:t> </w:t>
-      </w:r>
-      <w:r>
-        <w:rPr>
-          <w:rFonts w:ascii="Times New Roman" w:hAnsi="Times New Roman" w:cs="Times New Roman"/>
-          <w:sz w:val="24"/>
-        </w:rPr>
-        <w:t>рисунок и 4</w:t>
-      </w:r>
-      <w:r>
-        <w:rPr>
-          <w:rFonts w:ascii="Times New Roman" w:hAnsi="Times New Roman" w:cs="Times New Roman"/>
-          <w:sz w:val="24"/>
-        </w:rPr>
-        <w:t> </w:t>
-      </w:r>
-      <w:r>
-        <w:rPr>
-          <w:rFonts w:ascii="Times New Roman" w:hAnsi="Times New Roman" w:cs="Times New Roman"/>
-          <w:sz w:val="24"/>
-        </w:rPr>
-        <w:t>таблицы. Работа выполнена на достаточно</w:t>
-      </w:r>
-      <w:r>
-        <w:rPr>
-          <w:rFonts w:ascii="Times New Roman" w:hAnsi="Times New Roman" w:cs="Times New Roman"/>
-          <w:sz w:val="24"/>
-        </w:rPr>
-        <w:t>м</w:t>
-      </w:r>
-      <w:r>
-        <w:rPr>
-          <w:rFonts w:ascii="Times New Roman" w:hAnsi="Times New Roman" w:cs="Times New Roman"/>
-          <w:sz w:val="24"/>
-        </w:rPr>
-        <w:t xml:space="preserve"> научном уровне, содержит </w:t>
-      </w:r>
-      <w:r>
-        <w:rPr>
-          <w:rFonts w:ascii="Times New Roman" w:hAnsi="Times New Roman" w:cs="Times New Roman"/>
-          <w:sz w:val="24"/>
-        </w:rPr>
-        <w:t>новые результаты</w:t>
-      </w:r>
-      <w:r>
-        <w:rPr>
-          <w:rFonts w:ascii="Times New Roman" w:hAnsi="Times New Roman" w:cs="Times New Roman"/>
-          <w:sz w:val="24"/>
-        </w:rPr>
-        <w:t xml:space="preserve">, которые </w:t>
-      </w:r>
-      <w:r>
-        <w:rPr>
-          <w:rFonts w:ascii="Times New Roman" w:hAnsi="Times New Roman" w:cs="Times New Roman"/>
-          <w:sz w:val="24"/>
-        </w:rPr>
-        <w:t>р</w:t>
-      </w:r>
-      <w:r>
-        <w:rPr>
-          <w:rFonts w:ascii="Times New Roman" w:hAnsi="Times New Roman" w:cs="Times New Roman"/>
-          <w:sz w:val="24"/>
-        </w:rPr>
-        <w:t>асширяют возможности повышения эффективности и стабильности источников лазерного излучения среднего ИК-диапазона. Таким образом, данная работа отвечает необходимым требованиям Положения о присуждении ученой степени кандидата наук в МФТИ, а её автор заслуживает присуждения ученой степени кандидата физико-математических наук по специальности 1.3.19</w:t>
-      </w:r>
-      <w:r>
-        <w:rPr>
-          <w:rFonts w:ascii="Times New Roman" w:hAnsi="Times New Roman" w:cs="Times New Roman"/>
-          <w:sz w:val="24"/>
-        </w:rPr>
-        <w:t> </w:t>
-      </w:r>
-      <w:r>
-        <w:rPr>
-          <w:rFonts w:ascii="Times New Roman" w:hAnsi="Times New Roman" w:cs="Times New Roman"/>
-          <w:sz w:val="24"/>
-        </w:rPr>
-        <w:t>Лазерная физика.</w:t>
+        <w:t xml:space="preserve">Работа </w:t>
+      </w:r>
+      <w:r>
+        <w:rPr>
+          <w:rFonts w:ascii="Times New Roman" w:hAnsi="Times New Roman" w:cs="Times New Roman"/>
+          <w:sz w:val="24"/>
+        </w:rPr>
+        <w:t>соискателя</w:t>
+      </w:r>
+      <w:r>
+        <w:rPr>
+          <w:rFonts w:ascii="Times New Roman" w:hAnsi="Times New Roman" w:cs="Times New Roman"/>
+          <w:sz w:val="24"/>
+        </w:rPr>
+        <w:t xml:space="preserve"> — это целостное исследование, вносящее вклад в теорию нелинейно-оптических процессов в волоконных световодах и тепловых процессов в нелинейно-оптических кристаллах. Диссертация выполнена в соответствии с актуальными требованиями Положения о присуждении ученых степеней кандидата наук, доктора наук в МФТИ к научным работам данного уровня и паспортом специальности</w:t>
+      </w:r>
+      <w:r>
+        <w:rPr>
+          <w:rFonts w:ascii="Times New Roman" w:hAnsi="Times New Roman" w:cs="Times New Roman"/>
+          <w:sz w:val="24"/>
+        </w:rPr>
+        <w:t xml:space="preserve"> 1.3.19 Лазерная физика.</w:t>
       </w:r>
     </w:p>
     <w:p>
@@ -1327,14 +1080,7 @@
                 <w:rFonts w:ascii="Times New Roman" w:hAnsi="Times New Roman" w:cs="Times New Roman"/>
                 <w:sz w:val="24"/>
               </w:rPr>
-              <w:t>________</w:t>
-            </w:r>
-            <w:r>
-              <w:rPr>
-                <w:rFonts w:ascii="Times New Roman" w:hAnsi="Times New Roman" w:cs="Times New Roman"/>
-                <w:sz w:val="24"/>
-              </w:rPr>
-              <w:t>_______________</w:t>
+              <w:t>_______________________</w:t>
             </w:r>
           </w:p>
           <w:p>
